--- a/drive-docs/nosotros/storytelling.docx
+++ b/drive-docs/nosotros/storytelling.docx
@@ -19,7 +19,44 @@
     </w:p>
     <w:p>
       <w:r>
-        <w:t xml:space="preserve"/>
+        <w:drawing>
+          <wp:inline distT="0" distB="0" distL="0" distR="0">
+            <wp:extent cx="4286250" cy="4286250"/>
+            <wp:effectExtent t="0" r="0" b="0" l="0"/>
+            <wp:docPr id="1" name="" descr="" title=""/>
+            <wp:cNvGraphicFramePr>
+              <a:graphicFrameLocks xmlns:a="http://schemas.openxmlformats.org/drawingml/2006/main" noChangeAspect="1"/>
+            </wp:cNvGraphicFramePr>
+            <a:graphic xmlns:a="http://schemas.openxmlformats.org/drawingml/2006/main">
+              <a:graphicData uri="http://schemas.openxmlformats.org/drawingml/2006/picture">
+                <pic:pic xmlns:pic="http://schemas.openxmlformats.org/drawingml/2006/picture">
+                  <pic:nvPicPr>
+                    <pic:cNvPr id="0" name="" descr=""/>
+                    <pic:cNvPicPr>
+                      <a:picLocks noChangeAspect="1" noChangeArrowheads="1"/>
+                    </pic:cNvPicPr>
+                  </pic:nvPicPr>
+                  <pic:blipFill>
+                    <a:blip r:embed="rId7" cstate="none"/>
+                    <a:srcRect/>
+                    <a:stretch>
+                      <a:fillRect/>
+                    </a:stretch>
+                  </pic:blipFill>
+                  <pic:spPr bwMode="auto">
+                    <a:xfrm>
+                      <a:off x="0" y="0"/>
+                      <a:ext cx="4286250" cy="4286250"/>
+                    </a:xfrm>
+                    <a:prstGeom prst="rect">
+                      <a:avLst/>
+                    </a:prstGeom>
+                  </pic:spPr>
+                </pic:pic>
+              </a:graphicData>
+            </a:graphic>
+          </wp:inline>
+        </w:drawing>
       </w:r>
     </w:p>
     <w:p>
@@ -28,7 +65,7 @@
       </w:r>
     </w:p>
     <w:p>
-      <w:hyperlink w:history="1" r:id="rIdhjyxv21pcb_8ohvepyjqm">
+      <w:hyperlink w:history="1" r:id="rIdusewvhoiqmzd9s6h0_09v">
         <w:r>
           <w:rPr>
             <w:rStyle w:val="Hyperlink"/>
@@ -48,7 +85,7 @@
       </w:r>
     </w:p>
     <w:p>
-      <w:hyperlink w:history="1" r:id="rIdveczxuje4jnm4n3ler4vu">
+      <w:hyperlink w:history="1" r:id="rId1h7bmoakfmuzwb_f8mvpe">
         <w:r>
           <w:rPr>
             <w:rStyle w:val="Hyperlink"/>
@@ -59,7 +96,44 @@
     </w:p>
     <w:p>
       <w:r>
-        <w:t xml:space="preserve"/>
+        <w:drawing>
+          <wp:inline distT="0" distB="0" distL="0" distR="0">
+            <wp:extent cx="4286250" cy="4286250"/>
+            <wp:effectExtent t="0" r="0" b="0" l="0"/>
+            <wp:docPr id="1" name="" descr="" title=""/>
+            <wp:cNvGraphicFramePr>
+              <a:graphicFrameLocks xmlns:a="http://schemas.openxmlformats.org/drawingml/2006/main" noChangeAspect="1"/>
+            </wp:cNvGraphicFramePr>
+            <a:graphic xmlns:a="http://schemas.openxmlformats.org/drawingml/2006/main">
+              <a:graphicData uri="http://schemas.openxmlformats.org/drawingml/2006/picture">
+                <pic:pic xmlns:pic="http://schemas.openxmlformats.org/drawingml/2006/picture">
+                  <pic:nvPicPr>
+                    <pic:cNvPr id="0" name="" descr=""/>
+                    <pic:cNvPicPr>
+                      <a:picLocks noChangeAspect="1" noChangeArrowheads="1"/>
+                    </pic:cNvPicPr>
+                  </pic:nvPicPr>
+                  <pic:blipFill>
+                    <a:blip r:embed="rId8" cstate="none"/>
+                    <a:srcRect/>
+                    <a:stretch>
+                      <a:fillRect/>
+                    </a:stretch>
+                  </pic:blipFill>
+                  <pic:spPr bwMode="auto">
+                    <a:xfrm>
+                      <a:off x="0" y="0"/>
+                      <a:ext cx="4286250" cy="4286250"/>
+                    </a:xfrm>
+                    <a:prstGeom prst="rect">
+                      <a:avLst/>
+                    </a:prstGeom>
+                  </pic:spPr>
+                </pic:pic>
+              </a:graphicData>
+            </a:graphic>
+          </wp:inline>
+        </w:drawing>
       </w:r>
     </w:p>
     <w:p>
@@ -69,7 +143,44 @@
     </w:p>
     <w:p>
       <w:r>
-        <w:t xml:space="preserve"/>
+        <w:drawing>
+          <wp:inline distT="0" distB="0" distL="0" distR="0">
+            <wp:extent cx="4286250" cy="4286250"/>
+            <wp:effectExtent t="0" r="0" b="0" l="0"/>
+            <wp:docPr id="1" name="" descr="" title=""/>
+            <wp:cNvGraphicFramePr>
+              <a:graphicFrameLocks xmlns:a="http://schemas.openxmlformats.org/drawingml/2006/main" noChangeAspect="1"/>
+            </wp:cNvGraphicFramePr>
+            <a:graphic xmlns:a="http://schemas.openxmlformats.org/drawingml/2006/main">
+              <a:graphicData uri="http://schemas.openxmlformats.org/drawingml/2006/picture">
+                <pic:pic xmlns:pic="http://schemas.openxmlformats.org/drawingml/2006/picture">
+                  <pic:nvPicPr>
+                    <pic:cNvPr id="0" name="" descr=""/>
+                    <pic:cNvPicPr>
+                      <a:picLocks noChangeAspect="1" noChangeArrowheads="1"/>
+                    </pic:cNvPicPr>
+                  </pic:nvPicPr>
+                  <pic:blipFill>
+                    <a:blip r:embed="rId9" cstate="none"/>
+                    <a:srcRect/>
+                    <a:stretch>
+                      <a:fillRect/>
+                    </a:stretch>
+                  </pic:blipFill>
+                  <pic:spPr bwMode="auto">
+                    <a:xfrm>
+                      <a:off x="0" y="0"/>
+                      <a:ext cx="4286250" cy="4286250"/>
+                    </a:xfrm>
+                    <a:prstGeom prst="rect">
+                      <a:avLst/>
+                    </a:prstGeom>
+                  </pic:spPr>
+                </pic:pic>
+              </a:graphicData>
+            </a:graphic>
+          </wp:inline>
+        </w:drawing>
       </w:r>
     </w:p>
     <w:p>
@@ -90,7 +201,7 @@
       </w:r>
     </w:p>
     <w:p>
-      <w:hyperlink w:history="1" r:id="rIdrtte86zhjaa4oc0x2pnyg">
+      <w:hyperlink w:history="1" r:id="rId_1kabfgeqgvznpqzhfsem">
         <w:r>
           <w:rPr>
             <w:rStyle w:val="Hyperlink"/>
@@ -121,7 +232,44 @@
     </w:p>
     <w:p>
       <w:r>
-        <w:t xml:space="preserve"/>
+        <w:drawing>
+          <wp:inline distT="0" distB="0" distL="0" distR="0">
+            <wp:extent cx="4286250" cy="1047750"/>
+            <wp:effectExtent t="0" r="0" b="0" l="0"/>
+            <wp:docPr id="1" name="" descr="" title=""/>
+            <wp:cNvGraphicFramePr>
+              <a:graphicFrameLocks xmlns:a="http://schemas.openxmlformats.org/drawingml/2006/main" noChangeAspect="1"/>
+            </wp:cNvGraphicFramePr>
+            <a:graphic xmlns:a="http://schemas.openxmlformats.org/drawingml/2006/main">
+              <a:graphicData uri="http://schemas.openxmlformats.org/drawingml/2006/picture">
+                <pic:pic xmlns:pic="http://schemas.openxmlformats.org/drawingml/2006/picture">
+                  <pic:nvPicPr>
+                    <pic:cNvPr id="0" name="" descr=""/>
+                    <pic:cNvPicPr>
+                      <a:picLocks noChangeAspect="1" noChangeArrowheads="1"/>
+                    </pic:cNvPicPr>
+                  </pic:nvPicPr>
+                  <pic:blipFill>
+                    <a:blip r:embed="rId10" cstate="none"/>
+                    <a:srcRect/>
+                    <a:stretch>
+                      <a:fillRect/>
+                    </a:stretch>
+                  </pic:blipFill>
+                  <pic:spPr bwMode="auto">
+                    <a:xfrm>
+                      <a:off x="0" y="0"/>
+                      <a:ext cx="4286250" cy="1047750"/>
+                    </a:xfrm>
+                    <a:prstGeom prst="rect">
+                      <a:avLst/>
+                    </a:prstGeom>
+                  </pic:spPr>
+                </pic:pic>
+              </a:graphicData>
+            </a:graphic>
+          </wp:inline>
+        </w:drawing>
       </w:r>
     </w:p>
     <w:p>

--- a/drive-docs/nosotros/storytelling.docx
+++ b/drive-docs/nosotros/storytelling.docx
@@ -65,7 +65,7 @@
       </w:r>
     </w:p>
     <w:p>
-      <w:hyperlink w:history="1" r:id="rIdusewvhoiqmzd9s6h0_09v">
+      <w:hyperlink w:history="1" r:id="rIdhxl77jrod8uey-izaq5f6">
         <w:r>
           <w:rPr>
             <w:rStyle w:val="Hyperlink"/>
@@ -85,7 +85,7 @@
       </w:r>
     </w:p>
     <w:p>
-      <w:hyperlink w:history="1" r:id="rId1h7bmoakfmuzwb_f8mvpe">
+      <w:hyperlink w:history="1" r:id="rIdvqiao-a5s16j6h7yjxxk3">
         <w:r>
           <w:rPr>
             <w:rStyle w:val="Hyperlink"/>
@@ -201,7 +201,7 @@
       </w:r>
     </w:p>
     <w:p>
-      <w:hyperlink w:history="1" r:id="rId_1kabfgeqgvznpqzhfsem">
+      <w:hyperlink w:history="1" r:id="rIdfkznw5bmkaoupuxfdakpf">
         <w:r>
           <w:rPr>
             <w:rStyle w:val="Hyperlink"/>

--- a/drive-docs/nosotros/storytelling.docx
+++ b/drive-docs/nosotros/storytelling.docx
@@ -65,7 +65,7 @@
       </w:r>
     </w:p>
     <w:p>
-      <w:hyperlink w:history="1" r:id="rIdhxl77jrod8uey-izaq5f6">
+      <w:hyperlink w:history="1" r:id="rIdssnro6eibespqbnttsqsk">
         <w:r>
           <w:rPr>
             <w:rStyle w:val="Hyperlink"/>
@@ -85,7 +85,7 @@
       </w:r>
     </w:p>
     <w:p>
-      <w:hyperlink w:history="1" r:id="rIdvqiao-a5s16j6h7yjxxk3">
+      <w:hyperlink w:history="1" r:id="rId6jf4cweq9ad8cv0butmye">
         <w:r>
           <w:rPr>
             <w:rStyle w:val="Hyperlink"/>
@@ -201,7 +201,7 @@
       </w:r>
     </w:p>
     <w:p>
-      <w:hyperlink w:history="1" r:id="rIdfkznw5bmkaoupuxfdakpf">
+      <w:hyperlink w:history="1" r:id="rIdeexa6grisv6yyixiriqda">
         <w:r>
           <w:rPr>
             <w:rStyle w:val="Hyperlink"/>
@@ -279,7 +279,7 @@
     </w:p>
     <w:tbl>
       <w:tblPr>
-        <w:tblW w:type="pct" w:w="100%"/>
+        <w:tblW w:type="dxa" w:w="9360"/>
         <w:tblBorders>
           <w:top w:val="single" w:color="auto" w:sz="4"/>
           <w:left w:val="single" w:color="auto" w:sz="4"/>
@@ -288,14 +288,17 @@
           <w:insideH w:val="single" w:color="auto" w:sz="4"/>
           <w:insideV w:val="single" w:color="auto" w:sz="4"/>
         </w:tblBorders>
+        <w:tblLayout w:type="fixed"/>
       </w:tblPr>
       <w:tblGrid>
-        <w:gridCol w:w="100"/>
-        <w:gridCol w:w="100"/>
+        <w:gridCol w:w="4680"/>
+        <w:gridCol w:w="4680"/>
       </w:tblGrid>
       <w:tr>
         <w:tc>
           <w:tcPr>
+            <w:tcW w:type="dxa" w:w="9360"/>
+            <w:gridSpan w:val="2"/>
             <w:tcBorders>
               <w:top w:val="single" w:color="999999" w:sz="4"/>
               <w:left w:val="single" w:color="999999" w:sz="4"/>
@@ -317,6 +320,7 @@
       <w:tr>
         <w:tc>
           <w:tcPr>
+            <w:tcW w:type="dxa" w:w="4680"/>
             <w:tcBorders>
               <w:top w:val="single" w:color="999999" w:sz="4"/>
               <w:left w:val="single" w:color="999999" w:sz="4"/>
@@ -332,6 +336,7 @@
         </w:tc>
         <w:tc>
           <w:tcPr>
+            <w:tcW w:type="dxa" w:w="4680"/>
             <w:tcBorders>
               <w:top w:val="single" w:color="999999" w:sz="4"/>
               <w:left w:val="single" w:color="999999" w:sz="4"/>
@@ -349,6 +354,7 @@
       <w:tr>
         <w:tc>
           <w:tcPr>
+            <w:tcW w:type="dxa" w:w="4680"/>
             <w:tcBorders>
               <w:top w:val="single" w:color="999999" w:sz="4"/>
               <w:left w:val="single" w:color="999999" w:sz="4"/>
@@ -364,6 +370,7 @@
         </w:tc>
         <w:tc>
           <w:tcPr>
+            <w:tcW w:type="dxa" w:w="4680"/>
             <w:tcBorders>
               <w:top w:val="single" w:color="999999" w:sz="4"/>
               <w:left w:val="single" w:color="999999" w:sz="4"/>

--- a/drive-docs/nosotros/storytelling.docx
+++ b/drive-docs/nosotros/storytelling.docx
@@ -65,7 +65,7 @@
       </w:r>
     </w:p>
     <w:p>
-      <w:hyperlink w:history="1" r:id="rIdssnro6eibespqbnttsqsk">
+      <w:hyperlink w:history="1" r:id="rIdu6me-yoeyxispcgl0gfvo">
         <w:r>
           <w:rPr>
             <w:rStyle w:val="Hyperlink"/>
@@ -85,7 +85,7 @@
       </w:r>
     </w:p>
     <w:p>
-      <w:hyperlink w:history="1" r:id="rId6jf4cweq9ad8cv0butmye">
+      <w:hyperlink w:history="1" r:id="rId_f3i6xwxlfe1lv3tirqln">
         <w:r>
           <w:rPr>
             <w:rStyle w:val="Hyperlink"/>
@@ -201,7 +201,7 @@
       </w:r>
     </w:p>
     <w:p>
-      <w:hyperlink w:history="1" r:id="rIdeexa6grisv6yyixiriqda">
+      <w:hyperlink w:history="1" r:id="rIdyz8fwvzngqf52h9n80ivr">
         <w:r>
           <w:rPr>
             <w:rStyle w:val="Hyperlink"/>
@@ -273,9 +273,11 @@
       </w:r>
     </w:p>
     <w:p>
-      <w:r>
-        <w:t xml:space="preserve">---</w:t>
-      </w:r>
+      <w:pPr>
+        <w:pBdr>
+          <w:bottom w:val="single" w:color="000000" w:sz="6" w:space="1"/>
+        </w:pBdr>
+      </w:pPr>
     </w:p>
     <w:tbl>
       <w:tblPr>
